--- a/参赛材料/知歇-创新项目计划书.docx
+++ b/参赛材料/知歇-创新项目计划书.docx
@@ -132,7 +132,17 @@
           <w:rFonts w:ascii="微软雅黑" w:eastAsia="微软雅黑" w:hAnsi="微软雅黑" w:cs="微软雅黑" w:hint="eastAsia"/>
           <w:lang w:eastAsia="zh-CN"/>
         </w:rPr>
-        <w:t>参赛单位：无锡开放大学</w:t>
+        <w:t>作品形态：</w:t>
+      </w:r>
+      <w:r>
+        <w:t xml:space="preserve">Windows / macOS </w:t>
+      </w:r>
+      <w:r>
+        <w:rPr>
+          <w:rFonts w:ascii="微软雅黑" w:eastAsia="微软雅黑" w:hAnsi="微软雅黑" w:cs="微软雅黑" w:hint="eastAsia"/>
+          <w:lang w:eastAsia="zh-CN"/>
+        </w:rPr>
+        <w:t>跨平台桌面应用</w:t>
       </w:r>
     </w:p>
     <w:p>
@@ -145,33 +155,10 @@
           <w:rFonts w:ascii="微软雅黑" w:eastAsia="微软雅黑" w:hAnsi="微软雅黑" w:cs="微软雅黑" w:hint="eastAsia"/>
           <w:lang w:eastAsia="zh-CN"/>
         </w:rPr>
-        <w:t>指导教师：王敏　　作品版本：</w:t>
+        <w:t>作品版本：</w:t>
       </w:r>
       <w:r>
         <w:t>1.0.0</w:t>
-      </w:r>
-    </w:p>
-    <w:p>
-      <w:pPr>
-        <w:spacing w:after="180"/>
-        <w:jc w:val="left"/>
-      </w:pPr>
-      <w:r>
-        <w:rPr>
-          <w:rFonts w:ascii="微软雅黑" w:eastAsia="微软雅黑" w:hAnsi="微软雅黑" w:cs="微软雅黑" w:hint="eastAsia"/>
-          <w:lang w:eastAsia="zh-CN"/>
-        </w:rPr>
-        <w:t>作品形态：</w:t>
-      </w:r>
-      <w:r>
-        <w:t xml:space="preserve">Windows / macOS </w:t>
-      </w:r>
-      <w:r>
-        <w:rPr>
-          <w:rFonts w:ascii="微软雅黑" w:eastAsia="微软雅黑" w:hAnsi="微软雅黑" w:cs="微软雅黑" w:hint="eastAsia"/>
-          <w:lang w:eastAsia="zh-CN"/>
-        </w:rPr>
-        <w:t>跨平台桌面应用</w:t>
       </w:r>
     </w:p>
     <w:p>
@@ -206,7 +193,7 @@
         <w:sectPr>
           <w:type w:val="nextPage"/>
           <w:pgSz w:w="11906" w:h="16838"/>
-          <w:pgMar w:top="1417" w:bottom="1134" w:left="1417" w:right="1417"/>
+          <w:pgMar w:top="1440" w:bottom="1440" w:left="1797" w:right="1797"/>
         </w:sectPr>
       </w:pPr>
     </w:p>
@@ -282,7 +269,7 @@
     </w:p>
     <w:p>
       <w:r>
-        <w:t>十一、团队与分工</w:t>
+        <w:t>十一、开发分工</w:t>
       </w:r>
     </w:p>
     <w:p>
@@ -8470,7 +8457,7 @@
           <w:sz w:val="28"/>
           <w:lang w:eastAsia="zh-CN"/>
         </w:rPr>
-        <w:t>十一、团队与分工</w:t>
+        <w:t>十一、开发分工</w:t>
       </w:r>
     </w:p>
     <w:tbl>
@@ -8480,14 +8467,13 @@
         <w:tblLayout w:type="autofit"/>
       </w:tblPr>
       <w:tblGrid>
-        <w:gridCol w:w="2880"/>
-        <w:gridCol w:w="2880"/>
-        <w:gridCol w:w="2880"/>
+        <w:gridCol w:w="4320"/>
+        <w:gridCol w:w="4320"/>
       </w:tblGrid>
       <w:tr>
         <w:tc>
           <w:tcPr>
-            <w:tcW w:type="dxa" w:w="2880"/>
+            <w:tcW w:type="dxa" w:w="4320"/>
             <w:vAlign w:val="center"/>
             <w:tcBorders>
               <w:top w:val="single" w:sz="6" w:space="0" w:color="E0E0E0"/>
@@ -8521,7 +8507,7 @@
         </w:tc>
         <w:tc>
           <w:tcPr>
-            <w:tcW w:type="dxa" w:w="2880"/>
+            <w:tcW w:type="dxa" w:w="4320"/>
             <w:vAlign w:val="center"/>
             <w:tcBorders>
               <w:top w:val="single" w:sz="6" w:space="0" w:color="E0E0E0"/>
@@ -8549,76 +8535,6 @@
                 <w:color w:val="1A237E"/>
                 <w:sz w:val="18"/>
               </w:rPr>
-              <w:t>姓名</w:t>
-            </w:r>
-            <w:r>
-              <w:rPr>
-                <w:rFonts w:ascii="微软雅黑" w:hAnsi="微软雅黑" w:eastAsia="微软雅黑" w:hint="eastAsia"/>
-                <w:b/>
-                <w:color w:val="1A237E"/>
-                <w:sz w:val="18"/>
-              </w:rPr>
-              <w:t xml:space="preserve"> </w:t>
-            </w:r>
-            <w:r>
-              <w:rPr>
-                <w:rFonts w:ascii="微软雅黑" w:hAnsi="微软雅黑" w:eastAsia="微软雅黑" w:hint="eastAsia"/>
-                <w:b/>
-                <w:color w:val="1A237E"/>
-                <w:sz w:val="18"/>
-              </w:rPr>
-              <w:t xml:space="preserve"> / </w:t>
-            </w:r>
-            <w:r>
-              <w:rPr>
-                <w:rFonts w:ascii="微软雅黑" w:hAnsi="微软雅黑" w:eastAsia="微软雅黑" w:hint="eastAsia"/>
-                <w:b/>
-                <w:color w:val="1A237E"/>
-                <w:sz w:val="18"/>
-              </w:rPr>
-              <w:t xml:space="preserve"> </w:t>
-            </w:r>
-            <w:r>
-              <w:rPr>
-                <w:rFonts w:ascii="微软雅黑" w:hAnsi="微软雅黑" w:eastAsia="微软雅黑" w:hint="eastAsia"/>
-                <w:b/>
-                <w:color w:val="1A237E"/>
-                <w:sz w:val="18"/>
-              </w:rPr>
-              <w:t>单位</w:t>
-            </w:r>
-          </w:p>
-        </w:tc>
-        <w:tc>
-          <w:tcPr>
-            <w:tcW w:type="dxa" w:w="2880"/>
-            <w:vAlign w:val="center"/>
-            <w:tcBorders>
-              <w:top w:val="single" w:sz="6" w:space="0" w:color="E0E0E0"/>
-              <w:bottom w:val="single" w:sz="6" w:space="0" w:color="E0E0E0"/>
-              <w:left w:val="single" w:sz="6" w:space="0" w:color="E0E0E0"/>
-              <w:right w:val="single" w:sz="6" w:space="0" w:color="E0E0E0"/>
-            </w:tcBorders>
-            <w:shd w:val="clear" w:color="auto" w:fill="F5F7FA"/>
-            <w:tcMar>
-              <w:top w:w="120" w:type="dxa"/>
-              <w:bottom w:w="120" w:type="dxa"/>
-              <w:left w:w="168" w:type="dxa"/>
-              <w:right w:w="168" w:type="dxa"/>
-            </w:tcMar>
-          </w:tcPr>
-          <w:p>
-            <w:pPr>
-              <w:jc w:val="left"/>
-              <w:spacing w:line="240" w:lineRule="auto" w:before="45" w:after="45"/>
-            </w:pPr>
-            <w:r>
-              <w:rPr>
-                <w:rFonts w:ascii="微软雅黑" w:hAnsi="微软雅黑" w:eastAsia="微软雅黑" w:hint="eastAsia"/>
-                <w:b/>
-                <w:color w:val="1A237E"/>
-                <w:sz w:val="18"/>
-              </w:rPr>
               <w:t>职责</w:t>
             </w:r>
           </w:p>
@@ -8627,7 +8543,7 @@
       <w:tr>
         <w:tc>
           <w:tcPr>
-            <w:tcW w:type="dxa" w:w="2880"/>
+            <w:tcW w:type="dxa" w:w="4320"/>
             <w:vAlign w:val="center"/>
             <w:tcBorders>
               <w:top w:val="single" w:sz="6" w:space="0" w:color="E0E0E0"/>
@@ -8686,7 +8602,7 @@
         </w:tc>
         <w:tc>
           <w:tcPr>
-            <w:tcW w:type="dxa" w:w="2880"/>
+            <w:tcW w:type="dxa" w:w="4320"/>
             <w:vAlign w:val="center"/>
             <w:tcBorders>
               <w:top w:val="single" w:sz="6" w:space="0" w:color="E0E0E0"/>
@@ -8711,13 +8627,43 @@
                 <w:color w:val="212121"/>
                 <w:sz w:val="18"/>
               </w:rPr>
-              <w:t>学生本人</w:t>
+              <w:t>需求定义、架构设计、前端与</w:t>
+            </w:r>
+            <w:r>
+              <w:rPr>
+                <w:color w:val="212121"/>
+                <w:sz w:val="18"/>
+              </w:rPr>
+              <w:t xml:space="preserve"> </w:t>
+            </w:r>
+            <w:r>
+              <w:rPr>
+                <w:color w:val="212121"/>
+                <w:sz w:val="18"/>
+              </w:rPr>
+              <w:t xml:space="preserve"> Rust </w:t>
+            </w:r>
+            <w:r>
+              <w:rPr>
+                <w:color w:val="212121"/>
+                <w:sz w:val="18"/>
+              </w:rPr>
+              <w:t xml:space="preserve"> </w:t>
+            </w:r>
+            <w:r>
+              <w:rPr>
+                <w:color w:val="212121"/>
+                <w:sz w:val="18"/>
+              </w:rPr>
+              <w:t>核心开发、测试、材料撰写</w:t>
             </w:r>
           </w:p>
         </w:tc>
+      </w:tr>
+      <w:tr>
         <w:tc>
           <w:tcPr>
-            <w:tcW w:type="dxa" w:w="2880"/>
+            <w:tcW w:type="dxa" w:w="4320"/>
             <w:vAlign w:val="center"/>
             <w:tcBorders>
               <w:top w:val="single" w:sz="6" w:space="0" w:color="E0E0E0"/>
@@ -8742,7 +8688,7 @@
                 <w:color w:val="212121"/>
                 <w:sz w:val="18"/>
               </w:rPr>
-              <w:t>需求定义、架构设计、前端与</w:t>
+              <w:t xml:space="preserve">AIGC </w:t>
             </w:r>
             <w:r>
               <w:rPr>
@@ -8756,295 +8702,13 @@
                 <w:color w:val="212121"/>
                 <w:sz w:val="18"/>
               </w:rPr>
-              <w:t xml:space="preserve"> Rust </w:t>
-            </w:r>
-            <w:r>
-              <w:rPr>
-                <w:color w:val="212121"/>
-                <w:sz w:val="18"/>
-              </w:rPr>
-              <w:t xml:space="preserve"> </w:t>
-            </w:r>
-            <w:r>
-              <w:rPr>
-                <w:color w:val="212121"/>
-                <w:sz w:val="18"/>
-              </w:rPr>
-              <w:t>核心开发、测试、材料撰写</w:t>
-            </w:r>
-          </w:p>
-        </w:tc>
-      </w:tr>
-      <w:tr>
-        <w:tc>
-          <w:tcPr>
-            <w:tcW w:type="dxa" w:w="2880"/>
-            <w:vAlign w:val="center"/>
-            <w:tcBorders>
-              <w:top w:val="single" w:sz="6" w:space="0" w:color="E0E0E0"/>
-              <w:bottom w:val="single" w:sz="6" w:space="0" w:color="E0E0E0"/>
-              <w:left w:val="single" w:sz="6" w:space="0" w:color="E0E0E0"/>
-              <w:right w:val="single" w:sz="6" w:space="0" w:color="E0E0E0"/>
-            </w:tcBorders>
-            <w:tcMar>
-              <w:top w:w="120" w:type="dxa"/>
-              <w:bottom w:w="120" w:type="dxa"/>
-              <w:left w:w="168" w:type="dxa"/>
-              <w:right w:w="168" w:type="dxa"/>
-            </w:tcMar>
-          </w:tcPr>
-          <w:p>
-            <w:pPr>
-              <w:jc w:val="left"/>
-              <w:spacing w:line="240" w:lineRule="auto" w:before="45" w:after="45"/>
-            </w:pPr>
-            <w:r>
-              <w:rPr>
-                <w:color w:val="212121"/>
-                <w:sz w:val="18"/>
-              </w:rPr>
-              <w:t>指导教师</w:t>
+              <w:t>工具（协作方）</w:t>
             </w:r>
           </w:p>
         </w:tc>
         <w:tc>
           <w:tcPr>
-            <w:tcW w:type="dxa" w:w="2880"/>
-            <w:vAlign w:val="center"/>
-            <w:tcBorders>
-              <w:top w:val="single" w:sz="6" w:space="0" w:color="E0E0E0"/>
-              <w:bottom w:val="single" w:sz="6" w:space="0" w:color="E0E0E0"/>
-              <w:left w:val="single" w:sz="6" w:space="0" w:color="E0E0E0"/>
-              <w:right w:val="single" w:sz="6" w:space="0" w:color="E0E0E0"/>
-            </w:tcBorders>
-            <w:tcMar>
-              <w:top w:w="120" w:type="dxa"/>
-              <w:bottom w:w="120" w:type="dxa"/>
-              <w:left w:w="168" w:type="dxa"/>
-              <w:right w:w="168" w:type="dxa"/>
-            </w:tcMar>
-          </w:tcPr>
-          <w:p>
-            <w:pPr>
-              <w:jc w:val="left"/>
-              <w:spacing w:line="240" w:lineRule="auto" w:before="45" w:after="45"/>
-            </w:pPr>
-            <w:r>
-              <w:rPr>
-                <w:color w:val="212121"/>
-                <w:sz w:val="18"/>
-              </w:rPr>
-              <w:t>王敏</w:t>
-            </w:r>
-          </w:p>
-        </w:tc>
-        <w:tc>
-          <w:tcPr>
-            <w:tcW w:type="dxa" w:w="2880"/>
-            <w:vAlign w:val="center"/>
-            <w:tcBorders>
-              <w:top w:val="single" w:sz="6" w:space="0" w:color="E0E0E0"/>
-              <w:bottom w:val="single" w:sz="6" w:space="0" w:color="E0E0E0"/>
-              <w:left w:val="single" w:sz="6" w:space="0" w:color="E0E0E0"/>
-              <w:right w:val="single" w:sz="6" w:space="0" w:color="E0E0E0"/>
-            </w:tcBorders>
-            <w:tcMar>
-              <w:top w:w="120" w:type="dxa"/>
-              <w:bottom w:w="120" w:type="dxa"/>
-              <w:left w:w="168" w:type="dxa"/>
-              <w:right w:w="168" w:type="dxa"/>
-            </w:tcMar>
-          </w:tcPr>
-          <w:p>
-            <w:pPr>
-              <w:jc w:val="left"/>
-              <w:spacing w:line="240" w:lineRule="auto" w:before="45" w:after="45"/>
-            </w:pPr>
-            <w:r>
-              <w:rPr>
-                <w:color w:val="212121"/>
-                <w:sz w:val="18"/>
-              </w:rPr>
-              <w:t>选题指导、技术路线把关、赛前辅导</w:t>
-            </w:r>
-          </w:p>
-        </w:tc>
-      </w:tr>
-      <w:tr>
-        <w:tc>
-          <w:tcPr>
-            <w:tcW w:type="dxa" w:w="2880"/>
-            <w:vAlign w:val="center"/>
-            <w:tcBorders>
-              <w:top w:val="single" w:sz="6" w:space="0" w:color="E0E0E0"/>
-              <w:bottom w:val="single" w:sz="6" w:space="0" w:color="E0E0E0"/>
-              <w:left w:val="single" w:sz="6" w:space="0" w:color="E0E0E0"/>
-              <w:right w:val="single" w:sz="6" w:space="0" w:color="E0E0E0"/>
-            </w:tcBorders>
-            <w:tcMar>
-              <w:top w:w="120" w:type="dxa"/>
-              <w:bottom w:w="120" w:type="dxa"/>
-              <w:left w:w="168" w:type="dxa"/>
-              <w:right w:w="168" w:type="dxa"/>
-            </w:tcMar>
-          </w:tcPr>
-          <w:p>
-            <w:pPr>
-              <w:jc w:val="left"/>
-              <w:spacing w:line="240" w:lineRule="auto" w:before="45" w:after="45"/>
-            </w:pPr>
-            <w:r>
-              <w:rPr>
-                <w:color w:val="212121"/>
-                <w:sz w:val="18"/>
-              </w:rPr>
-              <w:t>所在单位</w:t>
-            </w:r>
-          </w:p>
-        </w:tc>
-        <w:tc>
-          <w:tcPr>
-            <w:tcW w:type="dxa" w:w="2880"/>
-            <w:vAlign w:val="center"/>
-            <w:tcBorders>
-              <w:top w:val="single" w:sz="6" w:space="0" w:color="E0E0E0"/>
-              <w:bottom w:val="single" w:sz="6" w:space="0" w:color="E0E0E0"/>
-              <w:left w:val="single" w:sz="6" w:space="0" w:color="E0E0E0"/>
-              <w:right w:val="single" w:sz="6" w:space="0" w:color="E0E0E0"/>
-            </w:tcBorders>
-            <w:tcMar>
-              <w:top w:w="120" w:type="dxa"/>
-              <w:bottom w:w="120" w:type="dxa"/>
-              <w:left w:w="168" w:type="dxa"/>
-              <w:right w:w="168" w:type="dxa"/>
-            </w:tcMar>
-          </w:tcPr>
-          <w:p>
-            <w:pPr>
-              <w:jc w:val="left"/>
-              <w:spacing w:line="240" w:lineRule="auto" w:before="45" w:after="45"/>
-            </w:pPr>
-            <w:r>
-              <w:rPr>
-                <w:color w:val="212121"/>
-                <w:sz w:val="18"/>
-              </w:rPr>
-              <w:t>无锡开放大学</w:t>
-            </w:r>
-          </w:p>
-        </w:tc>
-        <w:tc>
-          <w:tcPr>
-            <w:tcW w:type="dxa" w:w="2880"/>
-            <w:vAlign w:val="center"/>
-            <w:tcBorders>
-              <w:top w:val="single" w:sz="6" w:space="0" w:color="E0E0E0"/>
-              <w:bottom w:val="single" w:sz="6" w:space="0" w:color="E0E0E0"/>
-              <w:left w:val="single" w:sz="6" w:space="0" w:color="E0E0E0"/>
-              <w:right w:val="single" w:sz="6" w:space="0" w:color="E0E0E0"/>
-            </w:tcBorders>
-            <w:tcMar>
-              <w:top w:w="120" w:type="dxa"/>
-              <w:bottom w:w="120" w:type="dxa"/>
-              <w:left w:w="168" w:type="dxa"/>
-              <w:right w:w="168" w:type="dxa"/>
-            </w:tcMar>
-          </w:tcPr>
-          <w:p>
-            <w:pPr>
-              <w:jc w:val="left"/>
-              <w:spacing w:line="240" w:lineRule="auto" w:before="45" w:after="45"/>
-            </w:pPr>
-            <w:r>
-              <w:rPr>
-                <w:color w:val="212121"/>
-                <w:sz w:val="18"/>
-              </w:rPr>
-              <w:t>提供开发环境与场地支持</w:t>
-            </w:r>
-          </w:p>
-        </w:tc>
-      </w:tr>
-      <w:tr>
-        <w:tc>
-          <w:tcPr>
-            <w:tcW w:type="dxa" w:w="2880"/>
-            <w:vAlign w:val="center"/>
-            <w:tcBorders>
-              <w:top w:val="single" w:sz="6" w:space="0" w:color="E0E0E0"/>
-              <w:bottom w:val="single" w:sz="6" w:space="0" w:color="E0E0E0"/>
-              <w:left w:val="single" w:sz="6" w:space="0" w:color="E0E0E0"/>
-              <w:right w:val="single" w:sz="6" w:space="0" w:color="E0E0E0"/>
-            </w:tcBorders>
-            <w:tcMar>
-              <w:top w:w="120" w:type="dxa"/>
-              <w:bottom w:w="120" w:type="dxa"/>
-              <w:left w:w="168" w:type="dxa"/>
-              <w:right w:w="168" w:type="dxa"/>
-            </w:tcMar>
-          </w:tcPr>
-          <w:p>
-            <w:pPr>
-              <w:jc w:val="left"/>
-              <w:spacing w:line="240" w:lineRule="auto" w:before="45" w:after="45"/>
-            </w:pPr>
-            <w:r>
-              <w:rPr>
-                <w:color w:val="212121"/>
-                <w:sz w:val="18"/>
-              </w:rPr>
-              <w:t xml:space="preserve">AIGC </w:t>
-            </w:r>
-            <w:r>
-              <w:rPr>
-                <w:color w:val="212121"/>
-                <w:sz w:val="18"/>
-              </w:rPr>
-              <w:t xml:space="preserve"> </w:t>
-            </w:r>
-            <w:r>
-              <w:rPr>
-                <w:color w:val="212121"/>
-                <w:sz w:val="18"/>
-              </w:rPr>
-              <w:t>工具（协作方）</w:t>
-            </w:r>
-          </w:p>
-        </w:tc>
-        <w:tc>
-          <w:tcPr>
-            <w:tcW w:type="dxa" w:w="2880"/>
-            <w:vAlign w:val="center"/>
-            <w:tcBorders>
-              <w:top w:val="single" w:sz="6" w:space="0" w:color="E0E0E0"/>
-              <w:bottom w:val="single" w:sz="6" w:space="0" w:color="E0E0E0"/>
-              <w:left w:val="single" w:sz="6" w:space="0" w:color="E0E0E0"/>
-              <w:right w:val="single" w:sz="6" w:space="0" w:color="E0E0E0"/>
-            </w:tcBorders>
-            <w:tcMar>
-              <w:top w:w="120" w:type="dxa"/>
-              <w:bottom w:w="120" w:type="dxa"/>
-              <w:left w:w="168" w:type="dxa"/>
-              <w:right w:w="168" w:type="dxa"/>
-            </w:tcMar>
-          </w:tcPr>
-          <w:p>
-            <w:pPr>
-              <w:jc w:val="left"/>
-              <w:spacing w:line="240" w:lineRule="auto" w:before="45" w:after="45"/>
-            </w:pPr>
-            <w:r>
-              <w:rPr>
-                <w:color w:val="212121"/>
-                <w:sz w:val="18"/>
-              </w:rPr>
-              <w:t>大模型辅助开发工具</w:t>
-            </w:r>
-          </w:p>
-        </w:tc>
-        <w:tc>
-          <w:tcPr>
-            <w:tcW w:type="dxa" w:w="2880"/>
+            <w:tcW w:type="dxa" w:w="4320"/>
             <w:vAlign w:val="center"/>
             <w:tcBorders>
               <w:top w:val="single" w:sz="6" w:space="0" w:color="E0E0E0"/>
@@ -9092,7 +8756,7 @@
           <w:rFonts w:ascii="微软雅黑" w:eastAsia="微软雅黑" w:hAnsi="微软雅黑" w:cs="微软雅黑" w:hint="eastAsia"/>
           <w:lang w:eastAsia="zh-CN"/>
         </w:rPr>
-        <w:t>本项目的工程实现由学生独立主导完成，</w:t>
+        <w:t>本项目的工程实现由开发者独立主导完成，</w:t>
       </w:r>
       <w:r>
         <w:t xml:space="preserve">AIGC </w:t>
@@ -10035,7 +9699,7 @@
     <w:sectPr>
       <w:footerReference w:type="default" r:id="rId9"/>
       <w:pgSz w:w="11906" w:h="16838"/>
-      <w:pgMar w:top="1417" w:right="1417" w:bottom="1134" w:left="1417" w:header="720" w:footer="720" w:gutter="0"/>
+      <w:pgMar w:top="1440" w:right="1797" w:bottom="1440" w:left="1797" w:header="720" w:footer="720" w:gutter="0"/>
       <w:cols w:space="720"/>
       <w:docGrid w:linePitch="360"/>
       <w:pgNumType w:start="1"/>
@@ -10050,8 +9714,8 @@
     <w:pPr>
       <w:pStyle w:val="Footer"/>
       <w:tabs>
-        <w:tab w:pos="4536" w:val="center"/>
-        <w:tab w:pos="9072" w:val="right"/>
+        <w:tab w:pos="4156" w:val="center"/>
+        <w:tab w:pos="8312" w:val="right"/>
       </w:tabs>
     </w:pPr>
     <w:r>
